--- a/paediatric_ncd_guidelines-Chapter3-ChildProtection.docx
+++ b/paediatric_ncd_guidelines-Chapter3-ChildProtection.docx
@@ -62,7 +62,6 @@
       <w:bookmarkEnd w:id="1"/>
       <w:bookmarkEnd w:id="2"/>
     </w:p>
-    <w:p/>
     <w:p>
       <w:pPr>
         <w:pStyle w:val="TOC3"/>
@@ -80,24 +79,15 @@
         </w:rPr>
       </w:pPr>
       <w:r>
-        <w:rPr>
-          <w:sz w:val="18"/>
-        </w:rPr>
         <w:fldChar w:fldCharType="begin"/>
       </w:r>
       <w:r>
-        <w:rPr>
-          <w:sz w:val="18"/>
-        </w:rPr>
         <w:instrText xml:space="preserve"> TOC \o "2-3" \h \z \u </w:instrText>
       </w:r>
       <w:r>
-        <w:rPr>
-          <w:sz w:val="18"/>
-        </w:rPr>
         <w:fldChar w:fldCharType="separate"/>
       </w:r>
-      <w:hyperlink w:anchor="_Toc220574450" w:history="1">
+      <w:hyperlink w:anchor="_Toc226031966" w:history="1">
         <w:r>
           <w:rPr>
             <w:rStyle w:val="Hyperlink"/>
@@ -124,7 +114,7 @@
             <w:noProof/>
             <w:webHidden/>
           </w:rPr>
-          <w:instrText xml:space="preserve"> PAGEREF _Toc220574450 \h </w:instrText>
+          <w:instrText xml:space="preserve"> PAGEREF _Toc226031966 \h </w:instrText>
         </w:r>
         <w:r>
           <w:rPr>
@@ -171,7 +161,7 @@
           <w14:ligatures w14:val="standardContextual"/>
         </w:rPr>
       </w:pPr>
-      <w:hyperlink w:anchor="_Toc220574451" w:history="1">
+      <w:hyperlink w:anchor="_Toc226031967" w:history="1">
         <w:r>
           <w:rPr>
             <w:rStyle w:val="Hyperlink"/>
@@ -228,7 +218,7 @@
             <w:noProof/>
             <w:webHidden/>
           </w:rPr>
-          <w:instrText xml:space="preserve"> PAGEREF _Toc220574451 \h </w:instrText>
+          <w:instrText xml:space="preserve"> PAGEREF _Toc226031967 \h </w:instrText>
         </w:r>
         <w:r>
           <w:rPr>
@@ -275,7 +265,7 @@
           <w14:ligatures w14:val="standardContextual"/>
         </w:rPr>
       </w:pPr>
-      <w:hyperlink w:anchor="_Toc220574452" w:history="1">
+      <w:hyperlink w:anchor="_Toc226031968" w:history="1">
         <w:r>
           <w:rPr>
             <w:rStyle w:val="Hyperlink"/>
@@ -332,7 +322,7 @@
             <w:noProof/>
             <w:webHidden/>
           </w:rPr>
-          <w:instrText xml:space="preserve"> PAGEREF _Toc220574452 \h </w:instrText>
+          <w:instrText xml:space="preserve"> PAGEREF _Toc226031968 \h </w:instrText>
         </w:r>
         <w:r>
           <w:rPr>
@@ -379,7 +369,7 @@
           <w14:ligatures w14:val="standardContextual"/>
         </w:rPr>
       </w:pPr>
-      <w:hyperlink w:anchor="_Toc220574453" w:history="1">
+      <w:hyperlink w:anchor="_Toc226031969" w:history="1">
         <w:r>
           <w:rPr>
             <w:rStyle w:val="Hyperlink"/>
@@ -406,7 +396,7 @@
             <w:noProof/>
             <w:webHidden/>
           </w:rPr>
-          <w:instrText xml:space="preserve"> PAGEREF _Toc220574453 \h </w:instrText>
+          <w:instrText xml:space="preserve"> PAGEREF _Toc226031969 \h </w:instrText>
         </w:r>
         <w:r>
           <w:rPr>
@@ -453,7 +443,7 @@
           <w14:ligatures w14:val="standardContextual"/>
         </w:rPr>
       </w:pPr>
-      <w:hyperlink w:anchor="_Toc220574454" w:history="1">
+      <w:hyperlink w:anchor="_Toc226031970" w:history="1">
         <w:r>
           <w:rPr>
             <w:rStyle w:val="Hyperlink"/>
@@ -540,7 +530,7 @@
             <w:noProof/>
             <w:webHidden/>
           </w:rPr>
-          <w:instrText xml:space="preserve"> PAGEREF _Toc220574454 \h </w:instrText>
+          <w:instrText xml:space="preserve"> PAGEREF _Toc226031970 \h </w:instrText>
         </w:r>
         <w:r>
           <w:rPr>
@@ -587,7 +577,7 @@
           <w14:ligatures w14:val="standardContextual"/>
         </w:rPr>
       </w:pPr>
-      <w:hyperlink w:anchor="_Toc220574455" w:history="1">
+      <w:hyperlink w:anchor="_Toc226031971" w:history="1">
         <w:r>
           <w:rPr>
             <w:rStyle w:val="Hyperlink"/>
@@ -614,7 +604,7 @@
             <w:noProof/>
             <w:webHidden/>
           </w:rPr>
-          <w:instrText xml:space="preserve"> PAGEREF _Toc220574455 \h </w:instrText>
+          <w:instrText xml:space="preserve"> PAGEREF _Toc226031971 \h </w:instrText>
         </w:r>
         <w:r>
           <w:rPr>
@@ -661,7 +651,7 @@
           <w14:ligatures w14:val="standardContextual"/>
         </w:rPr>
       </w:pPr>
-      <w:hyperlink w:anchor="_Toc220574456" w:history="1">
+      <w:hyperlink w:anchor="_Toc226031972" w:history="1">
         <w:r>
           <w:rPr>
             <w:rStyle w:val="Hyperlink"/>
@@ -688,7 +678,7 @@
             <w:noProof/>
             <w:webHidden/>
           </w:rPr>
-          <w:instrText xml:space="preserve"> PAGEREF _Toc220574456 \h </w:instrText>
+          <w:instrText xml:space="preserve"> PAGEREF _Toc226031972 \h </w:instrText>
         </w:r>
         <w:r>
           <w:rPr>
@@ -735,7 +725,7 @@
           <w14:ligatures w14:val="standardContextual"/>
         </w:rPr>
       </w:pPr>
-      <w:hyperlink w:anchor="_Toc220574457" w:history="1">
+      <w:hyperlink w:anchor="_Toc226031973" w:history="1">
         <w:r>
           <w:rPr>
             <w:rStyle w:val="Hyperlink"/>
@@ -777,7 +767,7 @@
             <w:noProof/>
             <w:webHidden/>
           </w:rPr>
-          <w:instrText xml:space="preserve"> PAGEREF _Toc220574457 \h </w:instrText>
+          <w:instrText xml:space="preserve"> PAGEREF _Toc226031973 \h </w:instrText>
         </w:r>
         <w:r>
           <w:rPr>
@@ -824,7 +814,7 @@
           <w14:ligatures w14:val="standardContextual"/>
         </w:rPr>
       </w:pPr>
-      <w:hyperlink w:anchor="_Toc220574458" w:history="1">
+      <w:hyperlink w:anchor="_Toc226031974" w:history="1">
         <w:r>
           <w:rPr>
             <w:rStyle w:val="Hyperlink"/>
@@ -851,7 +841,7 @@
             <w:noProof/>
             <w:webHidden/>
           </w:rPr>
-          <w:instrText xml:space="preserve"> PAGEREF _Toc220574458 \h </w:instrText>
+          <w:instrText xml:space="preserve"> PAGEREF _Toc226031974 \h </w:instrText>
         </w:r>
         <w:r>
           <w:rPr>
@@ -898,7 +888,7 @@
           <w14:ligatures w14:val="standardContextual"/>
         </w:rPr>
       </w:pPr>
-      <w:hyperlink w:anchor="_Toc220574459" w:history="1">
+      <w:hyperlink w:anchor="_Toc226031975" w:history="1">
         <w:r>
           <w:rPr>
             <w:rStyle w:val="Hyperlink"/>
@@ -925,7 +915,7 @@
             <w:noProof/>
             <w:webHidden/>
           </w:rPr>
-          <w:instrText xml:space="preserve"> PAGEREF _Toc220574459 \h </w:instrText>
+          <w:instrText xml:space="preserve"> PAGEREF _Toc226031975 \h </w:instrText>
         </w:r>
         <w:r>
           <w:rPr>
@@ -972,7 +962,7 @@
           <w14:ligatures w14:val="standardContextual"/>
         </w:rPr>
       </w:pPr>
-      <w:hyperlink w:anchor="_Toc220574460" w:history="1">
+      <w:hyperlink w:anchor="_Toc226031976" w:history="1">
         <w:r>
           <w:rPr>
             <w:rStyle w:val="Hyperlink"/>
@@ -1134,7 +1124,7 @@
             <w:noProof/>
             <w:webHidden/>
           </w:rPr>
-          <w:instrText xml:space="preserve"> PAGEREF _Toc220574460 \h </w:instrText>
+          <w:instrText xml:space="preserve"> PAGEREF _Toc226031976 \h </w:instrText>
         </w:r>
         <w:r>
           <w:rPr>
@@ -1181,7 +1171,7 @@
           <w14:ligatures w14:val="standardContextual"/>
         </w:rPr>
       </w:pPr>
-      <w:hyperlink w:anchor="_Toc220574461" w:history="1">
+      <w:hyperlink w:anchor="_Toc226031977" w:history="1">
         <w:r>
           <w:rPr>
             <w:rStyle w:val="Hyperlink"/>
@@ -1239,7 +1229,7 @@
             <w:noProof/>
             <w:webHidden/>
           </w:rPr>
-          <w:instrText xml:space="preserve"> PAGEREF _Toc220574461 \h </w:instrText>
+          <w:instrText xml:space="preserve"> PAGEREF _Toc226031977 \h </w:instrText>
         </w:r>
         <w:r>
           <w:rPr>
@@ -1286,7 +1276,7 @@
           <w14:ligatures w14:val="standardContextual"/>
         </w:rPr>
       </w:pPr>
-      <w:hyperlink w:anchor="_Toc220574462" w:history="1">
+      <w:hyperlink w:anchor="_Toc226031978" w:history="1">
         <w:r>
           <w:rPr>
             <w:rStyle w:val="Hyperlink"/>
@@ -1329,7 +1319,7 @@
             <w:noProof/>
             <w:webHidden/>
           </w:rPr>
-          <w:instrText xml:space="preserve"> PAGEREF _Toc220574462 \h </w:instrText>
+          <w:instrText xml:space="preserve"> PAGEREF _Toc226031978 \h </w:instrText>
         </w:r>
         <w:r>
           <w:rPr>
@@ -1376,7 +1366,7 @@
           <w14:ligatures w14:val="standardContextual"/>
         </w:rPr>
       </w:pPr>
-      <w:hyperlink w:anchor="_Toc220574463" w:history="1">
+      <w:hyperlink w:anchor="_Toc226031979" w:history="1">
         <w:r>
           <w:rPr>
             <w:rStyle w:val="Hyperlink"/>
@@ -1403,7 +1393,7 @@
             <w:noProof/>
             <w:webHidden/>
           </w:rPr>
-          <w:instrText xml:space="preserve"> PAGEREF _Toc220574463 \h </w:instrText>
+          <w:instrText xml:space="preserve"> PAGEREF _Toc226031979 \h </w:instrText>
         </w:r>
         <w:r>
           <w:rPr>
@@ -1435,17 +1425,16 @@
       </w:hyperlink>
     </w:p>
     <w:p>
+      <w:r>
+        <w:fldChar w:fldCharType="end"/>
+      </w:r>
+    </w:p>
+    <w:p>
       <w:pPr>
         <w:rPr>
           <w:sz w:val="18"/>
         </w:rPr>
       </w:pPr>
-      <w:r>
-        <w:rPr>
-          <w:sz w:val="18"/>
-        </w:rPr>
-        <w:fldChar w:fldCharType="end"/>
-      </w:r>
       <w:r>
         <w:rPr>
           <w:noProof/>
@@ -1454,7 +1443,7 @@
         <mc:AlternateContent>
           <mc:Choice Requires="wps">
             <w:drawing>
-              <wp:anchor distT="0" distB="0" distL="0" distR="0" simplePos="0" relativeHeight="251659264" behindDoc="0" locked="0" layoutInCell="0" allowOverlap="1" wp14:anchorId="1CF696FC" wp14:editId="3B0B0D9A">
+              <wp:anchor distT="0" distB="0" distL="0" distR="0" simplePos="0" relativeHeight="251659264" behindDoc="0" locked="0" layoutInCell="0" allowOverlap="1" wp14:anchorId="4B0E0D8E" wp14:editId="752AE0B7">
                 <wp:simplePos x="0" y="0"/>
                 <wp:positionH relativeFrom="page">
                   <wp:posOffset>621030</wp:posOffset>
@@ -1507,7 +1496,7 @@
           </mc:Choice>
           <mc:Fallback>
             <w:pict>
-              <v:rect w14:anchorId="58D160D1" id="docshape295" o:spid="_x0000_s1026" style="position:absolute;margin-left:48.9pt;margin-top:12.55pt;width:510.4pt;height:3pt;z-index:251659264;visibility:visible;mso-wrap-style:square;mso-wrap-distance-left:0;mso-wrap-distance-top:0;mso-wrap-distance-right:0;mso-wrap-distance-bottom:0;mso-position-horizontal:absolute;mso-position-horizontal-relative:page;mso-position-vertical:absolute;mso-position-vertical-relative:text;v-text-anchor:top" o:gfxdata="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" o:allowincell="f" fillcolor="#3853a4" stroked="f" strokeweight="0">
+              <v:rect w14:anchorId="0C0F07BC" id="docshape295" o:spid="_x0000_s1026" style="position:absolute;margin-left:48.9pt;margin-top:12.55pt;width:510.4pt;height:3pt;z-index:251659264;visibility:visible;mso-wrap-style:square;mso-wrap-distance-left:0;mso-wrap-distance-top:0;mso-wrap-distance-right:0;mso-wrap-distance-bottom:0;mso-position-horizontal:absolute;mso-position-horizontal-relative:page;mso-position-vertical:absolute;mso-position-vertical-relative:text;v-text-anchor:top" o:gfxdata="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" o:allowincell="f" fillcolor="#3853a4" stroked="f" strokeweight="0">
                 <w10:wrap type="topAndBottom" anchorx="page"/>
               </v:rect>
             </w:pict>
@@ -1520,7 +1509,7 @@
         <w:pStyle w:val="Heading3"/>
         <w:spacing w:line="240" w:lineRule="auto"/>
       </w:pPr>
-      <w:bookmarkStart w:id="3" w:name="_Toc220574450"/>
+      <w:bookmarkStart w:id="3" w:name="_Toc226031966"/>
       <w:r>
         <w:t>Definitions</w:t>
       </w:r>
@@ -3309,7 +3298,7 @@
         <w:pStyle w:val="Heading3"/>
         <w:spacing w:line="240" w:lineRule="auto"/>
       </w:pPr>
-      <w:bookmarkStart w:id="4" w:name="_Toc220574451"/>
+      <w:bookmarkStart w:id="4" w:name="_Toc226031967"/>
       <w:r>
         <w:t>Risk factors Individual</w:t>
       </w:r>
@@ -3575,12 +3564,12 @@
         <w:ind w:left="360"/>
       </w:pPr>
     </w:p>
-    <w:bookmarkStart w:id="5" w:name="_Toc220574452"/>
     <w:p>
       <w:pPr>
         <w:pStyle w:val="Heading3"/>
         <w:spacing w:line="240" w:lineRule="auto"/>
       </w:pPr>
+      <w:bookmarkStart w:id="5" w:name="_Toc226031968"/>
       <w:r>
         <w:rPr>
           <w:noProof/>
@@ -3588,7 +3577,7 @@
         <mc:AlternateContent>
           <mc:Choice Requires="wps">
             <w:drawing>
-              <wp:anchor distT="0" distB="0" distL="0" distR="11430" simplePos="0" relativeHeight="251660288" behindDoc="0" locked="0" layoutInCell="0" allowOverlap="1" wp14:anchorId="32158E6F" wp14:editId="000608BA">
+              <wp:anchor distT="0" distB="0" distL="0" distR="11430" simplePos="0" relativeHeight="251660288" behindDoc="0" locked="0" layoutInCell="0" allowOverlap="1" wp14:anchorId="08FBCE69" wp14:editId="3F2A446C">
                 <wp:simplePos x="0" y="0"/>
                 <wp:positionH relativeFrom="page">
                   <wp:posOffset>7115810</wp:posOffset>
@@ -3672,7 +3661,7 @@
           </mc:Choice>
           <mc:Fallback>
             <w:pict>
-              <v:rect w14:anchorId="145091FB" id="docshape299" o:spid="_x0000_s1026" style="position:absolute;margin-left:560.3pt;margin-top:28pt;width:17.1pt;height:106pt;z-index:251660288;visibility:visible;mso-wrap-style:square;mso-wrap-distance-left:0;mso-wrap-distance-top:0;mso-wrap-distance-right:.9pt;mso-wrap-distance-bottom:0;mso-position-horizontal:absolute;mso-position-horizontal-relative:page;mso-position-vertical:absolute;mso-position-vertical-relative:text;v-text-anchor:top" o:gfxdata="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" o:allowincell="f" filled="f" stroked="f" strokeweight="0">
+              <v:rect w14:anchorId="08FBCE69" id="docshape299" o:spid="_x0000_s1026" style="position:absolute;margin-left:560.3pt;margin-top:28pt;width:17.1pt;height:106pt;z-index:251660288;visibility:visible;mso-wrap-style:square;mso-wrap-distance-left:0;mso-wrap-distance-top:0;mso-wrap-distance-right:.9pt;mso-wrap-distance-bottom:0;mso-position-horizontal:absolute;mso-position-horizontal-relative:page;mso-position-vertical:absolute;mso-position-vertical-relative:text;v-text-anchor:top" o:gfxdata="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" o:allowincell="f" filled="f" stroked="f" strokeweight="0">
                 <v:textbox style="layout-flow:vertical;mso-layout-flow-alt:bottom-to-top" inset="0,0,0,0">
                   <w:txbxContent>
                     <w:p>
@@ -3794,7 +3783,7 @@
         <w:pStyle w:val="Heading3"/>
         <w:spacing w:before="0" w:line="240" w:lineRule="auto"/>
       </w:pPr>
-      <w:bookmarkStart w:id="6" w:name="_Toc220574453"/>
+      <w:bookmarkStart w:id="6" w:name="_Toc226031969"/>
       <w:r>
         <w:lastRenderedPageBreak/>
         <w:t>Community risk factors</w:t>
@@ -4094,7 +4083,7 @@
         <w:spacing w:line="240" w:lineRule="auto"/>
       </w:pPr>
       <w:bookmarkStart w:id="7" w:name="_TOC_250127"/>
-      <w:bookmarkStart w:id="8" w:name="_Toc220574454"/>
+      <w:bookmarkStart w:id="8" w:name="_Toc226031970"/>
       <w:r>
         <w:t>Prevention,</w:t>
       </w:r>
@@ -6563,7 +6552,7 @@
         <w:pStyle w:val="Heading3"/>
         <w:spacing w:line="240" w:lineRule="auto"/>
       </w:pPr>
-      <w:bookmarkStart w:id="9" w:name="_Toc220574455"/>
+      <w:bookmarkStart w:id="9" w:name="_Toc226031971"/>
       <w:r>
         <w:lastRenderedPageBreak/>
         <w:t>Signs and symptoms</w:t>
@@ -7733,7 +7722,7 @@
         <mc:AlternateContent>
           <mc:Choice Requires="wps">
             <w:drawing>
-              <wp:anchor distT="0" distB="0" distL="0" distR="11430" simplePos="0" relativeHeight="251661312" behindDoc="0" locked="0" layoutInCell="0" allowOverlap="1" wp14:anchorId="0289773B" wp14:editId="6EAFB3A0">
+              <wp:anchor distT="0" distB="0" distL="0" distR="11430" simplePos="0" relativeHeight="251661312" behindDoc="0" locked="0" layoutInCell="0" allowOverlap="1" wp14:anchorId="538FB880" wp14:editId="4BA5FB76">
                 <wp:simplePos x="0" y="0"/>
                 <wp:positionH relativeFrom="page">
                   <wp:posOffset>7115810</wp:posOffset>
@@ -7817,7 +7806,7 @@
           </mc:Choice>
           <mc:Fallback>
             <w:pict>
-              <v:rect w14:anchorId="11C72C21" id="docshape306" o:spid="_x0000_s1027" style="position:absolute;left:0;text-align:left;margin-left:560.3pt;margin-top:18.25pt;width:17.1pt;height:106pt;z-index:251661312;visibility:visible;mso-wrap-style:square;mso-wrap-distance-left:0;mso-wrap-distance-top:0;mso-wrap-distance-right:.9pt;mso-wrap-distance-bottom:0;mso-position-horizontal:absolute;mso-position-horizontal-relative:page;mso-position-vertical:absolute;mso-position-vertical-relative:text;v-text-anchor:top" o:gfxdata="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" o:allowincell="f" filled="f" stroked="f" strokeweight="0">
+              <v:rect w14:anchorId="538FB880" id="docshape306" o:spid="_x0000_s1027" style="position:absolute;left:0;text-align:left;margin-left:560.3pt;margin-top:18.25pt;width:17.1pt;height:106pt;z-index:251661312;visibility:visible;mso-wrap-style:square;mso-wrap-distance-left:0;mso-wrap-distance-top:0;mso-wrap-distance-right:.9pt;mso-wrap-distance-bottom:0;mso-position-horizontal:absolute;mso-position-horizontal-relative:page;mso-position-vertical:absolute;mso-position-vertical-relative:text;v-text-anchor:top" o:gfxdata="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" o:allowincell="f" filled="f" stroked="f" strokeweight="0">
                 <v:textbox style="layout-flow:vertical;mso-layout-flow-alt:bottom-to-top" inset="0,0,0,0">
                   <w:txbxContent>
                     <w:p>
@@ -8347,7 +8336,7 @@
         <w:spacing w:line="240" w:lineRule="auto"/>
       </w:pPr>
       <w:bookmarkStart w:id="10" w:name="_TOC_250126"/>
-      <w:bookmarkStart w:id="11" w:name="_Toc220574456"/>
+      <w:bookmarkStart w:id="11" w:name="_Toc226031972"/>
       <w:bookmarkEnd w:id="10"/>
       <w:r>
         <w:t>Investigations</w:t>
@@ -10360,7 +10349,7 @@
         <w:pStyle w:val="Heading3"/>
         <w:spacing w:line="240" w:lineRule="auto"/>
       </w:pPr>
-      <w:bookmarkStart w:id="12" w:name="_Toc220574457"/>
+      <w:bookmarkStart w:id="12" w:name="_Toc226031973"/>
       <w:r>
         <w:t>Differential</w:t>
       </w:r>
@@ -11968,7 +11957,7 @@
         <mc:AlternateContent>
           <mc:Choice Requires="wps">
             <w:drawing>
-              <wp:anchor distT="0" distB="0" distL="0" distR="11430" simplePos="0" relativeHeight="251662336" behindDoc="0" locked="0" layoutInCell="0" allowOverlap="1" wp14:anchorId="658AFA87" wp14:editId="1FB9E8FB">
+              <wp:anchor distT="0" distB="0" distL="0" distR="11430" simplePos="0" relativeHeight="251662336" behindDoc="0" locked="0" layoutInCell="0" allowOverlap="1" wp14:anchorId="39ACCC76" wp14:editId="352CA89A">
                 <wp:simplePos x="0" y="0"/>
                 <wp:positionH relativeFrom="page">
                   <wp:posOffset>7115810</wp:posOffset>
@@ -12052,7 +12041,7 @@
           </mc:Choice>
           <mc:Fallback>
             <w:pict>
-              <v:rect w14:anchorId="6610CAD0" id="docshape313" o:spid="_x0000_s1028" style="position:absolute;margin-left:560.3pt;margin-top:-71.85pt;width:17.1pt;height:106pt;z-index:251662336;visibility:visible;mso-wrap-style:square;mso-wrap-distance-left:0;mso-wrap-distance-top:0;mso-wrap-distance-right:.9pt;mso-wrap-distance-bottom:0;mso-position-horizontal:absolute;mso-position-horizontal-relative:page;mso-position-vertical:absolute;mso-position-vertical-relative:text;v-text-anchor:top" o:gfxdata="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" o:allowincell="f" filled="f" stroked="f" strokeweight="0">
+              <v:rect w14:anchorId="39ACCC76" id="docshape313" o:spid="_x0000_s1028" style="position:absolute;margin-left:560.3pt;margin-top:-71.85pt;width:17.1pt;height:106pt;z-index:251662336;visibility:visible;mso-wrap-style:square;mso-wrap-distance-left:0;mso-wrap-distance-top:0;mso-wrap-distance-right:.9pt;mso-wrap-distance-bottom:0;mso-position-horizontal:absolute;mso-position-horizontal-relative:page;mso-position-vertical:absolute;mso-position-vertical-relative:text;v-text-anchor:top" o:gfxdata="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" o:allowincell="f" filled="f" stroked="f" strokeweight="0">
                 <v:textbox style="layout-flow:vertical;mso-layout-flow-alt:bottom-to-top" inset="0,0,0,0">
                   <w:txbxContent>
                     <w:p>
@@ -13089,7 +13078,7 @@
         <w:pStyle w:val="Heading3"/>
         <w:spacing w:line="240" w:lineRule="auto"/>
       </w:pPr>
-      <w:bookmarkStart w:id="13" w:name="_Toc220574458"/>
+      <w:bookmarkStart w:id="13" w:name="_Toc226031974"/>
       <w:r>
         <w:lastRenderedPageBreak/>
         <w:t>History taking</w:t>
@@ -15062,7 +15051,7 @@
         <mc:AlternateContent>
           <mc:Choice Requires="wps">
             <w:drawing>
-              <wp:anchor distT="0" distB="0" distL="0" distR="11430" simplePos="0" relativeHeight="251663360" behindDoc="0" locked="0" layoutInCell="0" allowOverlap="1" wp14:anchorId="3A2BBA27" wp14:editId="3A914342">
+              <wp:anchor distT="0" distB="0" distL="0" distR="11430" simplePos="0" relativeHeight="251663360" behindDoc="0" locked="0" layoutInCell="0" allowOverlap="1" wp14:anchorId="0D4CFEB4" wp14:editId="5DD4024D">
                 <wp:simplePos x="0" y="0"/>
                 <wp:positionH relativeFrom="page">
                   <wp:posOffset>7115810</wp:posOffset>
@@ -15146,7 +15135,7 @@
           </mc:Choice>
           <mc:Fallback>
             <w:pict>
-              <v:rect w14:anchorId="42032243" id="docshape320" o:spid="_x0000_s1029" style="position:absolute;left:0;text-align:left;margin-left:560.3pt;margin-top:25.75pt;width:17.1pt;height:106pt;z-index:251663360;visibility:visible;mso-wrap-style:square;mso-wrap-distance-left:0;mso-wrap-distance-top:0;mso-wrap-distance-right:.9pt;mso-wrap-distance-bottom:0;mso-position-horizontal:absolute;mso-position-horizontal-relative:page;mso-position-vertical:absolute;mso-position-vertical-relative:text;v-text-anchor:top" o:gfxdata="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" o:allowincell="f" filled="f" stroked="f" strokeweight="0">
+              <v:rect w14:anchorId="0D4CFEB4" id="docshape320" o:spid="_x0000_s1029" style="position:absolute;left:0;text-align:left;margin-left:560.3pt;margin-top:25.75pt;width:17.1pt;height:106pt;z-index:251663360;visibility:visible;mso-wrap-style:square;mso-wrap-distance-left:0;mso-wrap-distance-top:0;mso-wrap-distance-right:.9pt;mso-wrap-distance-bottom:0;mso-position-horizontal:absolute;mso-position-horizontal-relative:page;mso-position-vertical:absolute;mso-position-vertical-relative:text;v-text-anchor:top" o:gfxdata="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" o:allowincell="f" filled="f" stroked="f" strokeweight="0">
                 <v:textbox style="layout-flow:vertical;mso-layout-flow-alt:bottom-to-top" inset="0,0,0,0">
                   <w:txbxContent>
                     <w:p>
@@ -17706,7 +17695,7 @@
         </w:rPr>
         <w:lastRenderedPageBreak/>
         <w:drawing>
-          <wp:anchor distT="0" distB="0" distL="0" distR="0" simplePos="0" relativeHeight="251664384" behindDoc="0" locked="0" layoutInCell="0" allowOverlap="1" wp14:anchorId="71CE13B0" wp14:editId="09D6498B">
+          <wp:anchor distT="0" distB="0" distL="0" distR="0" simplePos="0" relativeHeight="251664384" behindDoc="0" locked="0" layoutInCell="0" allowOverlap="1" wp14:anchorId="296925AE" wp14:editId="41D758A8">
             <wp:simplePos x="0" y="0"/>
             <wp:positionH relativeFrom="page">
               <wp:posOffset>2472055</wp:posOffset>
@@ -18308,7 +18297,7 @@
       <w:pPr>
         <w:pStyle w:val="Heading3"/>
       </w:pPr>
-      <w:bookmarkStart w:id="14" w:name="_Toc220574459"/>
+      <w:bookmarkStart w:id="14" w:name="_Toc226031975"/>
       <w:r>
         <w:t>Management</w:t>
       </w:r>
@@ -21526,7 +21515,7 @@
         <w:pStyle w:val="Heading3"/>
         <w:spacing w:line="240" w:lineRule="auto"/>
       </w:pPr>
-      <w:bookmarkStart w:id="16" w:name="_Toc220574460"/>
+      <w:bookmarkStart w:id="16" w:name="_Toc226031976"/>
       <w:r>
         <w:t>Guidance</w:t>
       </w:r>
@@ -22303,7 +22292,7 @@
         <mc:AlternateContent>
           <mc:Choice Requires="wps">
             <w:drawing>
-              <wp:anchor distT="0" distB="0" distL="0" distR="11430" simplePos="0" relativeHeight="251665408" behindDoc="0" locked="0" layoutInCell="0" allowOverlap="1" wp14:anchorId="7CCFFDAF" wp14:editId="52441883">
+              <wp:anchor distT="0" distB="0" distL="0" distR="11430" simplePos="0" relativeHeight="251665408" behindDoc="0" locked="0" layoutInCell="0" allowOverlap="1" wp14:anchorId="7D70F3B4" wp14:editId="714235F3">
                 <wp:simplePos x="0" y="0"/>
                 <wp:positionH relativeFrom="page">
                   <wp:posOffset>7115810</wp:posOffset>
@@ -22387,7 +22376,7 @@
           </mc:Choice>
           <mc:Fallback>
             <w:pict>
-              <v:rect w14:anchorId="38363040" id="docshape334" o:spid="_x0000_s1030" style="position:absolute;left:0;text-align:left;margin-left:560.3pt;margin-top:18pt;width:17.1pt;height:106pt;z-index:251665408;visibility:visible;mso-wrap-style:square;mso-wrap-distance-left:0;mso-wrap-distance-top:0;mso-wrap-distance-right:.9pt;mso-wrap-distance-bottom:0;mso-position-horizontal:absolute;mso-position-horizontal-relative:page;mso-position-vertical:absolute;mso-position-vertical-relative:text;v-text-anchor:top" o:gfxdata="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" o:allowincell="f" filled="f" stroked="f" strokeweight="0">
+              <v:rect w14:anchorId="7D70F3B4" id="docshape334" o:spid="_x0000_s1030" style="position:absolute;left:0;text-align:left;margin-left:560.3pt;margin-top:18pt;width:17.1pt;height:106pt;z-index:251665408;visibility:visible;mso-wrap-style:square;mso-wrap-distance-left:0;mso-wrap-distance-top:0;mso-wrap-distance-right:.9pt;mso-wrap-distance-bottom:0;mso-position-horizontal:absolute;mso-position-horizontal-relative:page;mso-position-vertical:absolute;mso-position-vertical-relative:text;v-text-anchor:top" o:gfxdata="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" o:allowincell="f" filled="f" stroked="f" strokeweight="0">
                 <v:textbox style="layout-flow:vertical;mso-layout-flow-alt:bottom-to-top" inset="0,0,0,0">
                   <w:txbxContent>
                     <w:p>
@@ -22979,7 +22968,7 @@
         <w:spacing w:before="0" w:line="240" w:lineRule="auto"/>
       </w:pPr>
       <w:bookmarkStart w:id="17" w:name="_TOC_250125"/>
-      <w:bookmarkStart w:id="18" w:name="_Toc220574461"/>
+      <w:bookmarkStart w:id="18" w:name="_Toc226031977"/>
       <w:r>
         <w:lastRenderedPageBreak/>
         <w:t>Medical</w:t>
@@ -23020,7 +23009,7 @@
           <w:sz w:val="19"/>
         </w:rPr>
         <w:drawing>
-          <wp:anchor distT="0" distB="0" distL="0" distR="0" simplePos="0" relativeHeight="251666432" behindDoc="0" locked="0" layoutInCell="0" allowOverlap="1" wp14:anchorId="196D2FAF" wp14:editId="0CCB1B1A">
+          <wp:anchor distT="0" distB="0" distL="0" distR="0" simplePos="0" relativeHeight="251666432" behindDoc="0" locked="0" layoutInCell="0" allowOverlap="1" wp14:anchorId="141CAB55" wp14:editId="2AE59FB1">
             <wp:simplePos x="0" y="0"/>
             <wp:positionH relativeFrom="page">
               <wp:posOffset>835660</wp:posOffset>
@@ -23075,7 +23064,7 @@
         <mc:AlternateContent>
           <mc:Choice Requires="wps">
             <w:drawing>
-              <wp:anchor distT="0" distB="0" distL="0" distR="11430" simplePos="0" relativeHeight="251667456" behindDoc="0" locked="0" layoutInCell="0" allowOverlap="1" wp14:anchorId="66DB75B5" wp14:editId="0C3F829D">
+              <wp:anchor distT="0" distB="0" distL="0" distR="11430" simplePos="0" relativeHeight="251667456" behindDoc="0" locked="0" layoutInCell="0" allowOverlap="1" wp14:anchorId="462C0B8A" wp14:editId="22C3767D">
                 <wp:simplePos x="0" y="0"/>
                 <wp:positionH relativeFrom="page">
                   <wp:posOffset>7115810</wp:posOffset>
@@ -23159,7 +23148,7 @@
           </mc:Choice>
           <mc:Fallback>
             <w:pict>
-              <v:rect w14:anchorId="2F60AE1A" id="docshape341" o:spid="_x0000_s1031" style="position:absolute;margin-left:560.3pt;margin-top:367.95pt;width:17.1pt;height:106pt;z-index:251667456;visibility:visible;mso-wrap-style:square;mso-wrap-distance-left:0;mso-wrap-distance-top:0;mso-wrap-distance-right:.9pt;mso-wrap-distance-bottom:0;mso-position-horizontal:absolute;mso-position-horizontal-relative:page;mso-position-vertical:absolute;mso-position-vertical-relative:page;v-text-anchor:top" o:gfxdata="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" o:allowincell="f" filled="f" stroked="f" strokeweight="0">
+              <v:rect w14:anchorId="462C0B8A" id="docshape341" o:spid="_x0000_s1031" style="position:absolute;margin-left:560.3pt;margin-top:367.95pt;width:17.1pt;height:106pt;z-index:251667456;visibility:visible;mso-wrap-style:square;mso-wrap-distance-left:0;mso-wrap-distance-top:0;mso-wrap-distance-right:.9pt;mso-wrap-distance-bottom:0;mso-position-horizontal:absolute;mso-position-horizontal-relative:page;mso-position-vertical:absolute;mso-position-vertical-relative:page;v-text-anchor:top" o:gfxdata="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" o:allowincell="f" filled="f" stroked="f" strokeweight="0">
                 <v:textbox style="layout-flow:vertical;mso-layout-flow-alt:bottom-to-top" inset="0,0,0,0">
                   <w:txbxContent>
                     <w:p>
@@ -23205,7 +23194,7 @@
           <w:noProof/>
         </w:rPr>
         <w:drawing>
-          <wp:inline distT="0" distB="0" distL="0" distR="0" wp14:anchorId="7B827D0D" wp14:editId="58044884">
+          <wp:inline distT="0" distB="0" distL="0" distR="0" wp14:anchorId="3FA56C95" wp14:editId="48435B6F">
             <wp:extent cx="5195570" cy="6755765"/>
             <wp:effectExtent l="0" t="0" r="0" b="0"/>
             <wp:docPr id="88" name="image73.png"/>
@@ -23248,7 +23237,7 @@
       <w:pPr>
         <w:pStyle w:val="Heading3"/>
       </w:pPr>
-      <w:bookmarkStart w:id="19" w:name="_Toc220574462"/>
+      <w:bookmarkStart w:id="19" w:name="_Toc226031978"/>
       <w:r>
         <w:t>Follow</w:t>
       </w:r>
@@ -24409,7 +24398,7 @@
         </w:rPr>
       </w:pPr>
       <w:bookmarkStart w:id="21" w:name="_Toc219820601"/>
-      <w:bookmarkStart w:id="22" w:name="_Toc220574463"/>
+      <w:bookmarkStart w:id="22" w:name="_Toc226031979"/>
       <w:r>
         <w:rPr>
           <w:sz w:val="26"/>
@@ -24924,9 +24913,12 @@
     <w:p>
       <w:pPr>
         <w:sectPr>
-          <w:headerReference w:type="default" r:id="rId14"/>
-          <w:footerReference w:type="even" r:id="rId15"/>
-          <w:footerReference w:type="default" r:id="rId16"/>
+          <w:headerReference w:type="even" r:id="rId14"/>
+          <w:headerReference w:type="default" r:id="rId15"/>
+          <w:footerReference w:type="even" r:id="rId16"/>
+          <w:footerReference w:type="default" r:id="rId17"/>
+          <w:headerReference w:type="first" r:id="rId18"/>
+          <w:footerReference w:type="first" r:id="rId19"/>
           <w:pgSz w:w="11906" w:h="16838"/>
           <w:pgMar w:top="1134" w:right="1134" w:bottom="1134" w:left="1134" w:header="533" w:footer="677" w:gutter="0"/>
           <w:cols w:space="720"/>
@@ -24938,12 +24930,12 @@
     <w:p/>
     <w:p/>
     <w:sectPr>
-      <w:headerReference w:type="even" r:id="rId17"/>
-      <w:headerReference w:type="default" r:id="rId18"/>
-      <w:footerReference w:type="even" r:id="rId19"/>
-      <w:footerReference w:type="default" r:id="rId20"/>
-      <w:headerReference w:type="first" r:id="rId21"/>
-      <w:footerReference w:type="first" r:id="rId22"/>
+      <w:headerReference w:type="even" r:id="rId20"/>
+      <w:headerReference w:type="default" r:id="rId21"/>
+      <w:footerReference w:type="even" r:id="rId22"/>
+      <w:footerReference w:type="default" r:id="rId23"/>
+      <w:headerReference w:type="first" r:id="rId24"/>
+      <w:footerReference w:type="first" r:id="rId25"/>
       <w:pgSz w:w="11906" w:h="16838"/>
       <w:pgMar w:top="1134" w:right="1134" w:bottom="1134" w:left="1134" w:header="0" w:footer="0" w:gutter="0"/>
       <w:cols w:space="720"/>
@@ -24975,57 +24967,42 @@
 
 <file path=word/footer1.xml><?xml version="1.0" encoding="utf-8"?>
 <w:ftr xmlns:wpc="http://schemas.microsoft.com/office/word/2010/wordprocessingCanvas" xmlns:cx="http://schemas.microsoft.com/office/drawing/2014/chartex" xmlns:cx1="http://schemas.microsoft.com/office/drawing/2015/9/8/chartex" xmlns:cx2="http://schemas.microsoft.com/office/drawing/2015/10/21/chartex" xmlns:cx3="http://schemas.microsoft.com/office/drawing/2016/5/9/chartex" xmlns:cx4="http://schemas.microsoft.com/office/drawing/2016/5/10/chartex" xmlns:cx5="http://schemas.microsoft.com/office/drawing/2016/5/11/chartex" xmlns:cx6="http://schemas.microsoft.com/office/drawing/2016/5/12/chartex" xmlns:cx7="http://schemas.microsoft.com/office/drawing/2016/5/13/chartex" xmlns:cx8="http://schemas.microsoft.com/office/drawing/2016/5/14/chartex" xmlns:mc="http://schemas.openxmlformats.org/markup-compatibility/2006" xmlns:aink="http://schemas.microsoft.com/office/drawing/2016/ink" xmlns:am3d="http://schemas.microsoft.com/office/drawing/2017/model3d" xmlns:o="urn:schemas-microsoft-com:office:office" xmlns:oel="http://schemas.microsoft.com/office/2019/extlst" xmlns:r="http://schemas.openxmlformats.org/officeDocument/2006/relationships" xmlns:m="http://schemas.openxmlformats.org/officeDocument/2006/math" xmlns:v="urn:schemas-microsoft-com:vml" xmlns:wp14="http://schemas.microsoft.com/office/word/2010/wordprocessingDrawing" xmlns:wp="http://schemas.openxmlformats.org/drawingml/2006/wordprocessingDrawing" xmlns:w10="urn:schemas-microsoft-com:office:word" xmlns:w="http://schemas.openxmlformats.org/wordprocessingml/2006/main" xmlns:w14="http://schemas.microsoft.com/office/word/2010/wordml" xmlns:w15="http://schemas.microsoft.com/office/word/2012/wordml" xmlns:w16cex="http://schemas.microsoft.com/office/word/2018/wordml/cex" xmlns:w16cid="http://schemas.microsoft.com/office/word/2016/wordml/cid" xmlns:w16="http://schemas.microsoft.com/office/word/2018/wordml" xmlns:w16du="http://schemas.microsoft.com/office/word/2023/wordml/word16du" xmlns:w16sdtdh="http://schemas.microsoft.com/office/word/2020/wordml/sdtdatahash" xmlns:w16sdtfl="http://schemas.microsoft.com/office/word/2024/wordml/sdtformatlock" xmlns:w16se="http://schemas.microsoft.com/office/word/2015/wordml/symex" xmlns:wpg="http://schemas.microsoft.com/office/word/2010/wordprocessingGroup" xmlns:wpi="http://schemas.microsoft.com/office/word/2010/wordprocessingInk" xmlns:wne="http://schemas.microsoft.com/office/word/2006/wordml" xmlns:wps="http://schemas.microsoft.com/office/word/2010/wordprocessingShape" mc:Ignorable="w14 w15 w16se w16cid w16 w16cex w16sdtdh w16sdtfl w16du wp14">
-  <w:sdt>
-    <w:sdtPr>
-      <w:rPr>
-        <w:rStyle w:val="PageNumber"/>
-      </w:rPr>
-      <w:id w:val="441495389"/>
-      <w:docPartObj>
-        <w:docPartGallery w:val="Page Numbers (Bottom of Page)"/>
-        <w:docPartUnique/>
-      </w:docPartObj>
-    </w:sdtPr>
-    <w:sdtContent>
-      <w:p>
-        <w:pPr>
-          <w:pStyle w:val="Footer"/>
-          <w:framePr w:wrap="none" w:vAnchor="text" w:hAnchor="margin" w:xAlign="right" w:y="1"/>
-          <w:rPr>
-            <w:rStyle w:val="PageNumber"/>
-          </w:rPr>
-        </w:pPr>
-        <w:r>
-          <w:rPr>
-            <w:rStyle w:val="PageNumber"/>
-          </w:rPr>
-          <w:fldChar w:fldCharType="begin"/>
-        </w:r>
-        <w:r>
-          <w:rPr>
-            <w:rStyle w:val="PageNumber"/>
-          </w:rPr>
-          <w:instrText xml:space="preserve"> PAGE </w:instrText>
-        </w:r>
-        <w:r>
-          <w:rPr>
-            <w:rStyle w:val="PageNumber"/>
-          </w:rPr>
-          <w:fldChar w:fldCharType="separate"/>
-        </w:r>
-        <w:r>
-          <w:rPr>
-            <w:rStyle w:val="PageNumber"/>
-          </w:rPr>
-          <w:fldChar w:fldCharType="end"/>
-        </w:r>
-      </w:p>
-    </w:sdtContent>
-  </w:sdt>
   <w:p>
     <w:pPr>
       <w:pStyle w:val="Footer"/>
-      <w:ind w:right="360"/>
+      <w:framePr w:wrap="around" w:vAnchor="text" w:hAnchor="margin" w:xAlign="center" w:y="1"/>
+      <w:rPr>
+        <w:rStyle w:val="PageNumber"/>
+      </w:rPr>
+    </w:pPr>
+    <w:r>
+      <w:rPr>
+        <w:rStyle w:val="PageNumber"/>
+      </w:rPr>
+      <w:fldChar w:fldCharType="begin"/>
+    </w:r>
+    <w:r>
+      <w:rPr>
+        <w:rStyle w:val="PageNumber"/>
+      </w:rPr>
+      <w:instrText xml:space="preserve"> PAGE </w:instrText>
+    </w:r>
+    <w:r>
+      <w:rPr>
+        <w:rStyle w:val="PageNumber"/>
+      </w:rPr>
+      <w:fldChar w:fldCharType="separate"/>
+    </w:r>
+    <w:r>
+      <w:rPr>
+        <w:rStyle w:val="PageNumber"/>
+      </w:rPr>
+      <w:fldChar w:fldCharType="end"/>
+    </w:r>
+  </w:p>
+  <w:p>
+    <w:pPr>
+      <w:pStyle w:val="Footer"/>
     </w:pPr>
   </w:p>
 </w:ftr>
@@ -25033,64 +25010,49 @@
 
 <file path=word/footer2.xml><?xml version="1.0" encoding="utf-8"?>
 <w:ftr xmlns:wpc="http://schemas.microsoft.com/office/word/2010/wordprocessingCanvas" xmlns:cx="http://schemas.microsoft.com/office/drawing/2014/chartex" xmlns:cx1="http://schemas.microsoft.com/office/drawing/2015/9/8/chartex" xmlns:cx2="http://schemas.microsoft.com/office/drawing/2015/10/21/chartex" xmlns:cx3="http://schemas.microsoft.com/office/drawing/2016/5/9/chartex" xmlns:cx4="http://schemas.microsoft.com/office/drawing/2016/5/10/chartex" xmlns:cx5="http://schemas.microsoft.com/office/drawing/2016/5/11/chartex" xmlns:cx6="http://schemas.microsoft.com/office/drawing/2016/5/12/chartex" xmlns:cx7="http://schemas.microsoft.com/office/drawing/2016/5/13/chartex" xmlns:cx8="http://schemas.microsoft.com/office/drawing/2016/5/14/chartex" xmlns:mc="http://schemas.openxmlformats.org/markup-compatibility/2006" xmlns:aink="http://schemas.microsoft.com/office/drawing/2016/ink" xmlns:am3d="http://schemas.microsoft.com/office/drawing/2017/model3d" xmlns:o="urn:schemas-microsoft-com:office:office" xmlns:oel="http://schemas.microsoft.com/office/2019/extlst" xmlns:r="http://schemas.openxmlformats.org/officeDocument/2006/relationships" xmlns:m="http://schemas.openxmlformats.org/officeDocument/2006/math" xmlns:v="urn:schemas-microsoft-com:vml" xmlns:wp14="http://schemas.microsoft.com/office/word/2010/wordprocessingDrawing" xmlns:wp="http://schemas.openxmlformats.org/drawingml/2006/wordprocessingDrawing" xmlns:w10="urn:schemas-microsoft-com:office:word" xmlns:w="http://schemas.openxmlformats.org/wordprocessingml/2006/main" xmlns:w14="http://schemas.microsoft.com/office/word/2010/wordml" xmlns:w15="http://schemas.microsoft.com/office/word/2012/wordml" xmlns:w16cex="http://schemas.microsoft.com/office/word/2018/wordml/cex" xmlns:w16cid="http://schemas.microsoft.com/office/word/2016/wordml/cid" xmlns:w16="http://schemas.microsoft.com/office/word/2018/wordml" xmlns:w16du="http://schemas.microsoft.com/office/word/2023/wordml/word16du" xmlns:w16sdtdh="http://schemas.microsoft.com/office/word/2020/wordml/sdtdatahash" xmlns:w16sdtfl="http://schemas.microsoft.com/office/word/2024/wordml/sdtformatlock" xmlns:w16se="http://schemas.microsoft.com/office/word/2015/wordml/symex" xmlns:wpg="http://schemas.microsoft.com/office/word/2010/wordprocessingGroup" xmlns:wpi="http://schemas.microsoft.com/office/word/2010/wordprocessingInk" xmlns:wne="http://schemas.microsoft.com/office/word/2006/wordml" xmlns:wps="http://schemas.microsoft.com/office/word/2010/wordprocessingShape" mc:Ignorable="w14 w15 w16se w16cid w16 w16cex w16sdtdh w16sdtfl w16du wp14">
-  <w:sdt>
-    <w:sdtPr>
-      <w:rPr>
-        <w:rStyle w:val="PageNumber"/>
-      </w:rPr>
-      <w:id w:val="-768072739"/>
-      <w:docPartObj>
-        <w:docPartGallery w:val="Page Numbers (Bottom of Page)"/>
-        <w:docPartUnique/>
-      </w:docPartObj>
-    </w:sdtPr>
-    <w:sdtContent>
-      <w:p>
-        <w:pPr>
-          <w:pStyle w:val="Footer"/>
-          <w:framePr w:wrap="none" w:vAnchor="text" w:hAnchor="margin" w:xAlign="right" w:y="1"/>
-          <w:rPr>
-            <w:rStyle w:val="PageNumber"/>
-          </w:rPr>
-        </w:pPr>
-        <w:r>
-          <w:rPr>
-            <w:rStyle w:val="PageNumber"/>
-          </w:rPr>
-          <w:fldChar w:fldCharType="begin"/>
-        </w:r>
-        <w:r>
-          <w:rPr>
-            <w:rStyle w:val="PageNumber"/>
-          </w:rPr>
-          <w:instrText xml:space="preserve"> PAGE </w:instrText>
-        </w:r>
-        <w:r>
-          <w:rPr>
-            <w:rStyle w:val="PageNumber"/>
-          </w:rPr>
-          <w:fldChar w:fldCharType="separate"/>
-        </w:r>
-        <w:r>
-          <w:rPr>
-            <w:rStyle w:val="PageNumber"/>
-            <w:noProof/>
-          </w:rPr>
-          <w:t>1</w:t>
-        </w:r>
-        <w:r>
-          <w:rPr>
-            <w:rStyle w:val="PageNumber"/>
-          </w:rPr>
-          <w:fldChar w:fldCharType="end"/>
-        </w:r>
-      </w:p>
-    </w:sdtContent>
-  </w:sdt>
   <w:p>
     <w:pPr>
       <w:pStyle w:val="Footer"/>
-      <w:ind w:right="360"/>
+      <w:framePr w:wrap="around" w:vAnchor="text" w:hAnchor="margin" w:xAlign="center" w:y="1"/>
+      <w:rPr>
+        <w:rStyle w:val="PageNumber"/>
+      </w:rPr>
+    </w:pPr>
+    <w:r>
+      <w:rPr>
+        <w:rStyle w:val="PageNumber"/>
+      </w:rPr>
+      <w:fldChar w:fldCharType="begin"/>
+    </w:r>
+    <w:r>
+      <w:rPr>
+        <w:rStyle w:val="PageNumber"/>
+      </w:rPr>
+      <w:instrText xml:space="preserve"> PAGE </w:instrText>
+    </w:r>
+    <w:r>
+      <w:rPr>
+        <w:rStyle w:val="PageNumber"/>
+      </w:rPr>
+      <w:fldChar w:fldCharType="separate"/>
+    </w:r>
+    <w:r>
+      <w:rPr>
+        <w:rStyle w:val="PageNumber"/>
+        <w:noProof/>
+      </w:rPr>
+      <w:t>1</w:t>
+    </w:r>
+    <w:r>
+      <w:rPr>
+        <w:rStyle w:val="PageNumber"/>
+      </w:rPr>
+      <w:fldChar w:fldCharType="end"/>
+    </w:r>
+  </w:p>
+  <w:p>
+    <w:pPr>
+      <w:pStyle w:val="Footer"/>
     </w:pPr>
   </w:p>
 </w:ftr>
@@ -25098,7 +25060,11 @@
 
 <file path=word/footer3.xml><?xml version="1.0" encoding="utf-8"?>
 <w:ftr xmlns:wpc="http://schemas.microsoft.com/office/word/2010/wordprocessingCanvas" xmlns:cx="http://schemas.microsoft.com/office/drawing/2014/chartex" xmlns:cx1="http://schemas.microsoft.com/office/drawing/2015/9/8/chartex" xmlns:cx2="http://schemas.microsoft.com/office/drawing/2015/10/21/chartex" xmlns:cx3="http://schemas.microsoft.com/office/drawing/2016/5/9/chartex" xmlns:cx4="http://schemas.microsoft.com/office/drawing/2016/5/10/chartex" xmlns:cx5="http://schemas.microsoft.com/office/drawing/2016/5/11/chartex" xmlns:cx6="http://schemas.microsoft.com/office/drawing/2016/5/12/chartex" xmlns:cx7="http://schemas.microsoft.com/office/drawing/2016/5/13/chartex" xmlns:cx8="http://schemas.microsoft.com/office/drawing/2016/5/14/chartex" xmlns:mc="http://schemas.openxmlformats.org/markup-compatibility/2006" xmlns:aink="http://schemas.microsoft.com/office/drawing/2016/ink" xmlns:am3d="http://schemas.microsoft.com/office/drawing/2017/model3d" xmlns:o="urn:schemas-microsoft-com:office:office" xmlns:oel="http://schemas.microsoft.com/office/2019/extlst" xmlns:r="http://schemas.openxmlformats.org/officeDocument/2006/relationships" xmlns:m="http://schemas.openxmlformats.org/officeDocument/2006/math" xmlns:v="urn:schemas-microsoft-com:vml" xmlns:wp14="http://schemas.microsoft.com/office/word/2010/wordprocessingDrawing" xmlns:wp="http://schemas.openxmlformats.org/drawingml/2006/wordprocessingDrawing" xmlns:w10="urn:schemas-microsoft-com:office:word" xmlns:w="http://schemas.openxmlformats.org/wordprocessingml/2006/main" xmlns:w14="http://schemas.microsoft.com/office/word/2010/wordml" xmlns:w15="http://schemas.microsoft.com/office/word/2012/wordml" xmlns:w16cex="http://schemas.microsoft.com/office/word/2018/wordml/cex" xmlns:w16cid="http://schemas.microsoft.com/office/word/2016/wordml/cid" xmlns:w16="http://schemas.microsoft.com/office/word/2018/wordml" xmlns:w16du="http://schemas.microsoft.com/office/word/2023/wordml/word16du" xmlns:w16sdtdh="http://schemas.microsoft.com/office/word/2020/wordml/sdtdatahash" xmlns:w16sdtfl="http://schemas.microsoft.com/office/word/2024/wordml/sdtformatlock" xmlns:w16se="http://schemas.microsoft.com/office/word/2015/wordml/symex" xmlns:wpg="http://schemas.microsoft.com/office/word/2010/wordprocessingGroup" xmlns:wpi="http://schemas.microsoft.com/office/word/2010/wordprocessingInk" xmlns:wne="http://schemas.microsoft.com/office/word/2006/wordml" xmlns:wps="http://schemas.microsoft.com/office/word/2010/wordprocessingShape" mc:Ignorable="w14 w15 w16se w16cid w16 w16cex w16sdtdh w16sdtfl w16du wp14">
-  <w:p/>
+  <w:p>
+    <w:pPr>
+      <w:pStyle w:val="Footer"/>
+    </w:pPr>
+  </w:p>
 </w:ftr>
 </file>
 
@@ -25106,6 +25072,85 @@
 <w:ftr xmlns:wpc="http://schemas.microsoft.com/office/word/2010/wordprocessingCanvas" xmlns:cx="http://schemas.microsoft.com/office/drawing/2014/chartex" xmlns:cx1="http://schemas.microsoft.com/office/drawing/2015/9/8/chartex" xmlns:cx2="http://schemas.microsoft.com/office/drawing/2015/10/21/chartex" xmlns:cx3="http://schemas.microsoft.com/office/drawing/2016/5/9/chartex" xmlns:cx4="http://schemas.microsoft.com/office/drawing/2016/5/10/chartex" xmlns:cx5="http://schemas.microsoft.com/office/drawing/2016/5/11/chartex" xmlns:cx6="http://schemas.microsoft.com/office/drawing/2016/5/12/chartex" xmlns:cx7="http://schemas.microsoft.com/office/drawing/2016/5/13/chartex" xmlns:cx8="http://schemas.microsoft.com/office/drawing/2016/5/14/chartex" xmlns:mc="http://schemas.openxmlformats.org/markup-compatibility/2006" xmlns:aink="http://schemas.microsoft.com/office/drawing/2016/ink" xmlns:am3d="http://schemas.microsoft.com/office/drawing/2017/model3d" xmlns:o="urn:schemas-microsoft-com:office:office" xmlns:oel="http://schemas.microsoft.com/office/2019/extlst" xmlns:r="http://schemas.openxmlformats.org/officeDocument/2006/relationships" xmlns:m="http://schemas.openxmlformats.org/officeDocument/2006/math" xmlns:v="urn:schemas-microsoft-com:vml" xmlns:wp14="http://schemas.microsoft.com/office/word/2010/wordprocessingDrawing" xmlns:wp="http://schemas.openxmlformats.org/drawingml/2006/wordprocessingDrawing" xmlns:w10="urn:schemas-microsoft-com:office:word" xmlns:w="http://schemas.openxmlformats.org/wordprocessingml/2006/main" xmlns:w14="http://schemas.microsoft.com/office/word/2010/wordml" xmlns:w15="http://schemas.microsoft.com/office/word/2012/wordml" xmlns:w16cex="http://schemas.microsoft.com/office/word/2018/wordml/cex" xmlns:w16cid="http://schemas.microsoft.com/office/word/2016/wordml/cid" xmlns:w16="http://schemas.microsoft.com/office/word/2018/wordml" xmlns:w16du="http://schemas.microsoft.com/office/word/2023/wordml/word16du" xmlns:w16sdtdh="http://schemas.microsoft.com/office/word/2020/wordml/sdtdatahash" xmlns:w16sdtfl="http://schemas.microsoft.com/office/word/2024/wordml/sdtformatlock" xmlns:w16se="http://schemas.microsoft.com/office/word/2015/wordml/symex" xmlns:wpg="http://schemas.microsoft.com/office/word/2010/wordprocessingGroup" xmlns:wpi="http://schemas.microsoft.com/office/word/2010/wordprocessingInk" xmlns:wne="http://schemas.microsoft.com/office/word/2006/wordml" xmlns:wps="http://schemas.microsoft.com/office/word/2010/wordprocessingShape" mc:Ignorable="w14 w15 w16se w16cid w16 w16cex w16sdtdh w16sdtfl w16du wp14">
   <w:p>
     <w:pPr>
+      <w:pStyle w:val="Footer"/>
+      <w:framePr w:wrap="around" w:vAnchor="text" w:hAnchor="margin" w:xAlign="center" w:y="1"/>
+      <w:rPr>
+        <w:rStyle w:val="PageNumber"/>
+      </w:rPr>
+    </w:pPr>
+    <w:r>
+      <w:rPr>
+        <w:rStyle w:val="PageNumber"/>
+      </w:rPr>
+      <w:fldChar w:fldCharType="begin"/>
+    </w:r>
+    <w:r>
+      <w:rPr>
+        <w:rStyle w:val="PageNumber"/>
+      </w:rPr>
+      <w:instrText xml:space="preserve"> PAGE </w:instrText>
+    </w:r>
+    <w:r>
+      <w:rPr>
+        <w:rStyle w:val="PageNumber"/>
+      </w:rPr>
+      <w:fldChar w:fldCharType="separate"/>
+    </w:r>
+    <w:r>
+      <w:rPr>
+        <w:rStyle w:val="PageNumber"/>
+      </w:rPr>
+      <w:fldChar w:fldCharType="end"/>
+    </w:r>
+  </w:p>
+  <w:p/>
+</w:ftr>
+</file>
+
+<file path=word/footer5.xml><?xml version="1.0" encoding="utf-8"?>
+<w:ftr xmlns:wpc="http://schemas.microsoft.com/office/word/2010/wordprocessingCanvas" xmlns:cx="http://schemas.microsoft.com/office/drawing/2014/chartex" xmlns:cx1="http://schemas.microsoft.com/office/drawing/2015/9/8/chartex" xmlns:cx2="http://schemas.microsoft.com/office/drawing/2015/10/21/chartex" xmlns:cx3="http://schemas.microsoft.com/office/drawing/2016/5/9/chartex" xmlns:cx4="http://schemas.microsoft.com/office/drawing/2016/5/10/chartex" xmlns:cx5="http://schemas.microsoft.com/office/drawing/2016/5/11/chartex" xmlns:cx6="http://schemas.microsoft.com/office/drawing/2016/5/12/chartex" xmlns:cx7="http://schemas.microsoft.com/office/drawing/2016/5/13/chartex" xmlns:cx8="http://schemas.microsoft.com/office/drawing/2016/5/14/chartex" xmlns:mc="http://schemas.openxmlformats.org/markup-compatibility/2006" xmlns:aink="http://schemas.microsoft.com/office/drawing/2016/ink" xmlns:am3d="http://schemas.microsoft.com/office/drawing/2017/model3d" xmlns:o="urn:schemas-microsoft-com:office:office" xmlns:oel="http://schemas.microsoft.com/office/2019/extlst" xmlns:r="http://schemas.openxmlformats.org/officeDocument/2006/relationships" xmlns:m="http://schemas.openxmlformats.org/officeDocument/2006/math" xmlns:v="urn:schemas-microsoft-com:vml" xmlns:wp14="http://schemas.microsoft.com/office/word/2010/wordprocessingDrawing" xmlns:wp="http://schemas.openxmlformats.org/drawingml/2006/wordprocessingDrawing" xmlns:w10="urn:schemas-microsoft-com:office:word" xmlns:w="http://schemas.openxmlformats.org/wordprocessingml/2006/main" xmlns:w14="http://schemas.microsoft.com/office/word/2010/wordml" xmlns:w15="http://schemas.microsoft.com/office/word/2012/wordml" xmlns:w16cex="http://schemas.microsoft.com/office/word/2018/wordml/cex" xmlns:w16cid="http://schemas.microsoft.com/office/word/2016/wordml/cid" xmlns:w16="http://schemas.microsoft.com/office/word/2018/wordml" xmlns:w16du="http://schemas.microsoft.com/office/word/2023/wordml/word16du" xmlns:w16sdtdh="http://schemas.microsoft.com/office/word/2020/wordml/sdtdatahash" xmlns:w16sdtfl="http://schemas.microsoft.com/office/word/2024/wordml/sdtformatlock" xmlns:w16se="http://schemas.microsoft.com/office/word/2015/wordml/symex" xmlns:wpg="http://schemas.microsoft.com/office/word/2010/wordprocessingGroup" xmlns:wpi="http://schemas.microsoft.com/office/word/2010/wordprocessingInk" xmlns:wne="http://schemas.microsoft.com/office/word/2006/wordml" xmlns:wps="http://schemas.microsoft.com/office/word/2010/wordprocessingShape" mc:Ignorable="w14 w15 w16se w16cid w16 w16cex w16sdtdh w16sdtfl w16du wp14">
+  <w:p>
+    <w:pPr>
+      <w:pStyle w:val="Footer"/>
+      <w:framePr w:wrap="around" w:vAnchor="text" w:hAnchor="margin" w:xAlign="center" w:y="1"/>
+      <w:rPr>
+        <w:rStyle w:val="PageNumber"/>
+      </w:rPr>
+    </w:pPr>
+    <w:r>
+      <w:rPr>
+        <w:rStyle w:val="PageNumber"/>
+      </w:rPr>
+      <w:fldChar w:fldCharType="begin"/>
+    </w:r>
+    <w:r>
+      <w:rPr>
+        <w:rStyle w:val="PageNumber"/>
+      </w:rPr>
+      <w:instrText xml:space="preserve"> PAGE </w:instrText>
+    </w:r>
+    <w:r>
+      <w:rPr>
+        <w:rStyle w:val="PageNumber"/>
+      </w:rPr>
+      <w:fldChar w:fldCharType="separate"/>
+    </w:r>
+    <w:r>
+      <w:rPr>
+        <w:rStyle w:val="PageNumber"/>
+        <w:noProof/>
+      </w:rPr>
+      <w:t>20</w:t>
+    </w:r>
+    <w:r>
+      <w:rPr>
+        <w:rStyle w:val="PageNumber"/>
+      </w:rPr>
+      <w:fldChar w:fldCharType="end"/>
+    </w:r>
+  </w:p>
+  <w:p>
+    <w:pPr>
       <w:spacing w:before="5"/>
       <w:rPr>
         <w:sz w:val="20"/>
@@ -25119,7 +25164,7 @@
       <mc:AlternateContent>
         <mc:Choice Requires="wps">
           <w:drawing>
-            <wp:anchor distT="0" distB="5080" distL="0" distR="10160" simplePos="0" relativeHeight="251676672" behindDoc="1" locked="0" layoutInCell="0" allowOverlap="1" wp14:anchorId="5AF8B76D" wp14:editId="12A1C75D">
+            <wp:anchor distT="0" distB="5080" distL="0" distR="10160" simplePos="0" relativeHeight="251676672" behindDoc="1" locked="0" layoutInCell="0" allowOverlap="1" wp14:anchorId="2FB03234" wp14:editId="1582C717">
               <wp:simplePos x="0" y="0"/>
               <wp:positionH relativeFrom="page">
                 <wp:posOffset>3601085</wp:posOffset>
@@ -25301,7 +25346,7 @@
 </w:ftr>
 </file>
 
-<file path=word/footer5.xml><?xml version="1.0" encoding="utf-8"?>
+<file path=word/footer6.xml><?xml version="1.0" encoding="utf-8"?>
 <w:ftr xmlns:wpc="http://schemas.microsoft.com/office/word/2010/wordprocessingCanvas" xmlns:cx="http://schemas.microsoft.com/office/drawing/2014/chartex" xmlns:cx1="http://schemas.microsoft.com/office/drawing/2015/9/8/chartex" xmlns:cx2="http://schemas.microsoft.com/office/drawing/2015/10/21/chartex" xmlns:cx3="http://schemas.microsoft.com/office/drawing/2016/5/9/chartex" xmlns:cx4="http://schemas.microsoft.com/office/drawing/2016/5/10/chartex" xmlns:cx5="http://schemas.microsoft.com/office/drawing/2016/5/11/chartex" xmlns:cx6="http://schemas.microsoft.com/office/drawing/2016/5/12/chartex" xmlns:cx7="http://schemas.microsoft.com/office/drawing/2016/5/13/chartex" xmlns:cx8="http://schemas.microsoft.com/office/drawing/2016/5/14/chartex" xmlns:mc="http://schemas.openxmlformats.org/markup-compatibility/2006" xmlns:aink="http://schemas.microsoft.com/office/drawing/2016/ink" xmlns:am3d="http://schemas.microsoft.com/office/drawing/2017/model3d" xmlns:o="urn:schemas-microsoft-com:office:office" xmlns:oel="http://schemas.microsoft.com/office/2019/extlst" xmlns:r="http://schemas.openxmlformats.org/officeDocument/2006/relationships" xmlns:m="http://schemas.openxmlformats.org/officeDocument/2006/math" xmlns:v="urn:schemas-microsoft-com:vml" xmlns:wp14="http://schemas.microsoft.com/office/word/2010/wordprocessingDrawing" xmlns:wp="http://schemas.openxmlformats.org/drawingml/2006/wordprocessingDrawing" xmlns:w10="urn:schemas-microsoft-com:office:word" xmlns:w="http://schemas.openxmlformats.org/wordprocessingml/2006/main" xmlns:w14="http://schemas.microsoft.com/office/word/2010/wordml" xmlns:w15="http://schemas.microsoft.com/office/word/2012/wordml" xmlns:w16cex="http://schemas.microsoft.com/office/word/2018/wordml/cex" xmlns:w16cid="http://schemas.microsoft.com/office/word/2016/wordml/cid" xmlns:w16="http://schemas.microsoft.com/office/word/2018/wordml" xmlns:w16du="http://schemas.microsoft.com/office/word/2023/wordml/word16du" xmlns:w16sdtdh="http://schemas.microsoft.com/office/word/2020/wordml/sdtdatahash" xmlns:w16sdtfl="http://schemas.microsoft.com/office/word/2024/wordml/sdtformatlock" xmlns:w16se="http://schemas.microsoft.com/office/word/2015/wordml/symex" xmlns:wpg="http://schemas.microsoft.com/office/word/2010/wordprocessingGroup" xmlns:wpi="http://schemas.microsoft.com/office/word/2010/wordprocessingInk" xmlns:wne="http://schemas.microsoft.com/office/word/2006/wordml" xmlns:wps="http://schemas.microsoft.com/office/word/2010/wordprocessingShape" mc:Ignorable="w14 w15 w16se w16cid w16 w16cex w16sdtdh w16sdtfl w16du wp14">
   <w:p>
     <w:pPr>
@@ -25318,7 +25363,7 @@
       <mc:AlternateContent>
         <mc:Choice Requires="wps">
           <w:drawing>
-            <wp:anchor distT="0" distB="5080" distL="0" distR="10160" simplePos="0" relativeHeight="251677696" behindDoc="1" locked="0" layoutInCell="0" allowOverlap="1" wp14:anchorId="6369EA70" wp14:editId="7153B89B">
+            <wp:anchor distT="0" distB="5080" distL="0" distR="10160" simplePos="0" relativeHeight="251677696" behindDoc="1" locked="0" layoutInCell="0" allowOverlap="1" wp14:anchorId="551C7ACC" wp14:editId="409FBBDA">
               <wp:simplePos x="0" y="0"/>
               <wp:positionH relativeFrom="page">
                 <wp:posOffset>3601085</wp:posOffset>
@@ -25523,6 +25568,16 @@
 <w:hdr xmlns:wpc="http://schemas.microsoft.com/office/word/2010/wordprocessingCanvas" xmlns:cx="http://schemas.microsoft.com/office/drawing/2014/chartex" xmlns:cx1="http://schemas.microsoft.com/office/drawing/2015/9/8/chartex" xmlns:cx2="http://schemas.microsoft.com/office/drawing/2015/10/21/chartex" xmlns:cx3="http://schemas.microsoft.com/office/drawing/2016/5/9/chartex" xmlns:cx4="http://schemas.microsoft.com/office/drawing/2016/5/10/chartex" xmlns:cx5="http://schemas.microsoft.com/office/drawing/2016/5/11/chartex" xmlns:cx6="http://schemas.microsoft.com/office/drawing/2016/5/12/chartex" xmlns:cx7="http://schemas.microsoft.com/office/drawing/2016/5/13/chartex" xmlns:cx8="http://schemas.microsoft.com/office/drawing/2016/5/14/chartex" xmlns:mc="http://schemas.openxmlformats.org/markup-compatibility/2006" xmlns:aink="http://schemas.microsoft.com/office/drawing/2016/ink" xmlns:am3d="http://schemas.microsoft.com/office/drawing/2017/model3d" xmlns:o="urn:schemas-microsoft-com:office:office" xmlns:oel="http://schemas.microsoft.com/office/2019/extlst" xmlns:r="http://schemas.openxmlformats.org/officeDocument/2006/relationships" xmlns:m="http://schemas.openxmlformats.org/officeDocument/2006/math" xmlns:v="urn:schemas-microsoft-com:vml" xmlns:wp14="http://schemas.microsoft.com/office/word/2010/wordprocessingDrawing" xmlns:wp="http://schemas.openxmlformats.org/drawingml/2006/wordprocessingDrawing" xmlns:w10="urn:schemas-microsoft-com:office:word" xmlns:w="http://schemas.openxmlformats.org/wordprocessingml/2006/main" xmlns:w14="http://schemas.microsoft.com/office/word/2010/wordml" xmlns:w15="http://schemas.microsoft.com/office/word/2012/wordml" xmlns:w16cex="http://schemas.microsoft.com/office/word/2018/wordml/cex" xmlns:w16cid="http://schemas.microsoft.com/office/word/2016/wordml/cid" xmlns:w16="http://schemas.microsoft.com/office/word/2018/wordml" xmlns:w16du="http://schemas.microsoft.com/office/word/2023/wordml/word16du" xmlns:w16sdtdh="http://schemas.microsoft.com/office/word/2020/wordml/sdtdatahash" xmlns:w16sdtfl="http://schemas.microsoft.com/office/word/2024/wordml/sdtformatlock" xmlns:w16se="http://schemas.microsoft.com/office/word/2015/wordml/symex" xmlns:wpg="http://schemas.microsoft.com/office/word/2010/wordprocessingGroup" xmlns:wpi="http://schemas.microsoft.com/office/word/2010/wordprocessingInk" xmlns:wne="http://schemas.microsoft.com/office/word/2006/wordml" xmlns:wps="http://schemas.microsoft.com/office/word/2010/wordprocessingShape" mc:Ignorable="w14 w15 w16se w16cid w16 w16cex w16sdtdh w16sdtfl w16du wp14">
   <w:p>
     <w:pPr>
+      <w:pStyle w:val="Header"/>
+    </w:pPr>
+  </w:p>
+</w:hdr>
+</file>
+
+<file path=word/header2.xml><?xml version="1.0" encoding="utf-8"?>
+<w:hdr xmlns:wpc="http://schemas.microsoft.com/office/word/2010/wordprocessingCanvas" xmlns:cx="http://schemas.microsoft.com/office/drawing/2014/chartex" xmlns:cx1="http://schemas.microsoft.com/office/drawing/2015/9/8/chartex" xmlns:cx2="http://schemas.microsoft.com/office/drawing/2015/10/21/chartex" xmlns:cx3="http://schemas.microsoft.com/office/drawing/2016/5/9/chartex" xmlns:cx4="http://schemas.microsoft.com/office/drawing/2016/5/10/chartex" xmlns:cx5="http://schemas.microsoft.com/office/drawing/2016/5/11/chartex" xmlns:cx6="http://schemas.microsoft.com/office/drawing/2016/5/12/chartex" xmlns:cx7="http://schemas.microsoft.com/office/drawing/2016/5/13/chartex" xmlns:cx8="http://schemas.microsoft.com/office/drawing/2016/5/14/chartex" xmlns:mc="http://schemas.openxmlformats.org/markup-compatibility/2006" xmlns:aink="http://schemas.microsoft.com/office/drawing/2016/ink" xmlns:am3d="http://schemas.microsoft.com/office/drawing/2017/model3d" xmlns:o="urn:schemas-microsoft-com:office:office" xmlns:oel="http://schemas.microsoft.com/office/2019/extlst" xmlns:r="http://schemas.openxmlformats.org/officeDocument/2006/relationships" xmlns:m="http://schemas.openxmlformats.org/officeDocument/2006/math" xmlns:v="urn:schemas-microsoft-com:vml" xmlns:wp14="http://schemas.microsoft.com/office/word/2010/wordprocessingDrawing" xmlns:wp="http://schemas.openxmlformats.org/drawingml/2006/wordprocessingDrawing" xmlns:w10="urn:schemas-microsoft-com:office:word" xmlns:w="http://schemas.openxmlformats.org/wordprocessingml/2006/main" xmlns:w14="http://schemas.microsoft.com/office/word/2010/wordml" xmlns:w15="http://schemas.microsoft.com/office/word/2012/wordml" xmlns:w16cex="http://schemas.microsoft.com/office/word/2018/wordml/cex" xmlns:w16cid="http://schemas.microsoft.com/office/word/2016/wordml/cid" xmlns:w16="http://schemas.microsoft.com/office/word/2018/wordml" xmlns:w16du="http://schemas.microsoft.com/office/word/2023/wordml/word16du" xmlns:w16sdtdh="http://schemas.microsoft.com/office/word/2020/wordml/sdtdatahash" xmlns:w16sdtfl="http://schemas.microsoft.com/office/word/2024/wordml/sdtformatlock" xmlns:w16se="http://schemas.microsoft.com/office/word/2015/wordml/symex" xmlns:wpg="http://schemas.microsoft.com/office/word/2010/wordprocessingGroup" xmlns:wpi="http://schemas.microsoft.com/office/word/2010/wordprocessingInk" xmlns:wne="http://schemas.microsoft.com/office/word/2006/wordml" xmlns:wps="http://schemas.microsoft.com/office/word/2010/wordprocessingShape" mc:Ignorable="w14 w15 w16se w16cid w16 w16cex w16sdtdh w16sdtfl w16du wp14">
+  <w:p>
+    <w:pPr>
       <w:jc w:val="center"/>
     </w:pPr>
     <w:r>
@@ -25532,7 +25587,7 @@
       <mc:AlternateContent>
         <mc:Choice Requires="wps">
           <w:drawing>
-            <wp:anchor distT="0" distB="0" distL="0" distR="0" simplePos="0" relativeHeight="251679744" behindDoc="0" locked="0" layoutInCell="0" allowOverlap="1" wp14:anchorId="3D060B83" wp14:editId="2BF46CA5">
+            <wp:anchor distT="0" distB="0" distL="0" distR="0" simplePos="0" relativeHeight="251679744" behindDoc="0" locked="0" layoutInCell="0" allowOverlap="1" wp14:anchorId="68A0437F" wp14:editId="674A5BAA">
               <wp:simplePos x="0" y="0"/>
               <wp:positionH relativeFrom="page">
                 <wp:posOffset>2043113</wp:posOffset>
@@ -25615,7 +25670,7 @@
         </mc:Choice>
         <mc:Fallback>
           <w:pict>
-            <v:rect w14:anchorId="3D060B83" id="docshape111" o:spid="_x0000_s1032" style="position:absolute;left:0;text-align:left;margin-left:160.9pt;margin-top:416pt;width:849.3pt;height:17.3pt;rotation:-90;z-index:251679744;visibility:visible;mso-wrap-style:square;mso-width-percent:1000;mso-height-percent:0;mso-wrap-distance-left:0;mso-wrap-distance-top:0;mso-wrap-distance-right:0;mso-wrap-distance-bottom:0;mso-position-horizontal:absolute;mso-position-horizontal-relative:page;mso-position-vertical:absolute;mso-position-vertical-relative:page;mso-width-percent:1000;mso-height-percent:0;mso-width-relative:page;mso-height-relative:margin;v-text-anchor:middle" o:gfxdata="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" o:allowincell="f" fillcolor="#3853a4" stroked="f" strokeweight="0">
+            <v:rect w14:anchorId="68A0437F" id="docshape111" o:spid="_x0000_s1032" style="position:absolute;left:0;text-align:left;margin-left:160.9pt;margin-top:416pt;width:849.3pt;height:17.3pt;rotation:-90;z-index:251679744;visibility:visible;mso-wrap-style:square;mso-width-percent:1000;mso-height-percent:0;mso-wrap-distance-left:0;mso-wrap-distance-top:0;mso-wrap-distance-right:0;mso-wrap-distance-bottom:0;mso-position-horizontal:absolute;mso-position-horizontal-relative:page;mso-position-vertical:absolute;mso-position-vertical-relative:page;mso-width-percent:1000;mso-height-percent:0;mso-width-relative:page;mso-height-relative:margin;v-text-anchor:middle" o:gfxdata="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" o:allowincell="f" fillcolor="#3853a4" stroked="f" strokeweight="0">
               <v:textbox style="mso-fit-shape-to-text:t" inset="0,0,0,0">
                 <w:txbxContent>
                   <w:p>
@@ -25663,10 +25718,36 @@
       <w:fldChar w:fldCharType="end"/>
     </w:r>
   </w:p>
+  <w:p>
+    <w:pPr>
+      <w:jc w:val="center"/>
+      <w:rPr>
+        <w:sz w:val="20"/>
+        <w:szCs w:val="20"/>
+      </w:rPr>
+    </w:pPr>
+    <w:r>
+      <w:rPr>
+        <w:sz w:val="20"/>
+        <w:szCs w:val="20"/>
+      </w:rPr>
+      <w:t>Second Edition</w:t>
+    </w:r>
+  </w:p>
 </w:hdr>
 </file>
 
-<file path=word/header2.xml><?xml version="1.0" encoding="utf-8"?>
+<file path=word/header3.xml><?xml version="1.0" encoding="utf-8"?>
+<w:hdr xmlns:wpc="http://schemas.microsoft.com/office/word/2010/wordprocessingCanvas" xmlns:cx="http://schemas.microsoft.com/office/drawing/2014/chartex" xmlns:cx1="http://schemas.microsoft.com/office/drawing/2015/9/8/chartex" xmlns:cx2="http://schemas.microsoft.com/office/drawing/2015/10/21/chartex" xmlns:cx3="http://schemas.microsoft.com/office/drawing/2016/5/9/chartex" xmlns:cx4="http://schemas.microsoft.com/office/drawing/2016/5/10/chartex" xmlns:cx5="http://schemas.microsoft.com/office/drawing/2016/5/11/chartex" xmlns:cx6="http://schemas.microsoft.com/office/drawing/2016/5/12/chartex" xmlns:cx7="http://schemas.microsoft.com/office/drawing/2016/5/13/chartex" xmlns:cx8="http://schemas.microsoft.com/office/drawing/2016/5/14/chartex" xmlns:mc="http://schemas.openxmlformats.org/markup-compatibility/2006" xmlns:aink="http://schemas.microsoft.com/office/drawing/2016/ink" xmlns:am3d="http://schemas.microsoft.com/office/drawing/2017/model3d" xmlns:o="urn:schemas-microsoft-com:office:office" xmlns:oel="http://schemas.microsoft.com/office/2019/extlst" xmlns:r="http://schemas.openxmlformats.org/officeDocument/2006/relationships" xmlns:m="http://schemas.openxmlformats.org/officeDocument/2006/math" xmlns:v="urn:schemas-microsoft-com:vml" xmlns:wp14="http://schemas.microsoft.com/office/word/2010/wordprocessingDrawing" xmlns:wp="http://schemas.openxmlformats.org/drawingml/2006/wordprocessingDrawing" xmlns:w10="urn:schemas-microsoft-com:office:word" xmlns:w="http://schemas.openxmlformats.org/wordprocessingml/2006/main" xmlns:w14="http://schemas.microsoft.com/office/word/2010/wordml" xmlns:w15="http://schemas.microsoft.com/office/word/2012/wordml" xmlns:w16cex="http://schemas.microsoft.com/office/word/2018/wordml/cex" xmlns:w16cid="http://schemas.microsoft.com/office/word/2016/wordml/cid" xmlns:w16="http://schemas.microsoft.com/office/word/2018/wordml" xmlns:w16du="http://schemas.microsoft.com/office/word/2023/wordml/word16du" xmlns:w16sdtdh="http://schemas.microsoft.com/office/word/2020/wordml/sdtdatahash" xmlns:w16sdtfl="http://schemas.microsoft.com/office/word/2024/wordml/sdtformatlock" xmlns:w16se="http://schemas.microsoft.com/office/word/2015/wordml/symex" xmlns:wpg="http://schemas.microsoft.com/office/word/2010/wordprocessingGroup" xmlns:wpi="http://schemas.microsoft.com/office/word/2010/wordprocessingInk" xmlns:wne="http://schemas.microsoft.com/office/word/2006/wordml" xmlns:wps="http://schemas.microsoft.com/office/word/2010/wordprocessingShape" mc:Ignorable="w14 w15 w16se w16cid w16 w16cex w16sdtdh w16sdtfl w16du wp14">
+  <w:p>
+    <w:pPr>
+      <w:pStyle w:val="Header"/>
+    </w:pPr>
+  </w:p>
+</w:hdr>
+</file>
+
+<file path=word/header4.xml><?xml version="1.0" encoding="utf-8"?>
 <w:hdr xmlns:wpc="http://schemas.microsoft.com/office/word/2010/wordprocessingCanvas" xmlns:cx="http://schemas.microsoft.com/office/drawing/2014/chartex" xmlns:cx1="http://schemas.microsoft.com/office/drawing/2015/9/8/chartex" xmlns:cx2="http://schemas.microsoft.com/office/drawing/2015/10/21/chartex" xmlns:cx3="http://schemas.microsoft.com/office/drawing/2016/5/9/chartex" xmlns:cx4="http://schemas.microsoft.com/office/drawing/2016/5/10/chartex" xmlns:cx5="http://schemas.microsoft.com/office/drawing/2016/5/11/chartex" xmlns:cx6="http://schemas.microsoft.com/office/drawing/2016/5/12/chartex" xmlns:cx7="http://schemas.microsoft.com/office/drawing/2016/5/13/chartex" xmlns:cx8="http://schemas.microsoft.com/office/drawing/2016/5/14/chartex" xmlns:mc="http://schemas.openxmlformats.org/markup-compatibility/2006" xmlns:aink="http://schemas.microsoft.com/office/drawing/2016/ink" xmlns:am3d="http://schemas.microsoft.com/office/drawing/2017/model3d" xmlns:o="urn:schemas-microsoft-com:office:office" xmlns:oel="http://schemas.microsoft.com/office/2019/extlst" xmlns:r="http://schemas.openxmlformats.org/officeDocument/2006/relationships" xmlns:m="http://schemas.openxmlformats.org/officeDocument/2006/math" xmlns:v="urn:schemas-microsoft-com:vml" xmlns:wp14="http://schemas.microsoft.com/office/word/2010/wordprocessingDrawing" xmlns:wp="http://schemas.openxmlformats.org/drawingml/2006/wordprocessingDrawing" xmlns:w10="urn:schemas-microsoft-com:office:word" xmlns:w="http://schemas.openxmlformats.org/wordprocessingml/2006/main" xmlns:w14="http://schemas.microsoft.com/office/word/2010/wordml" xmlns:w15="http://schemas.microsoft.com/office/word/2012/wordml" xmlns:w16cex="http://schemas.microsoft.com/office/word/2018/wordml/cex" xmlns:w16cid="http://schemas.microsoft.com/office/word/2016/wordml/cid" xmlns:w16="http://schemas.microsoft.com/office/word/2018/wordml" xmlns:w16du="http://schemas.microsoft.com/office/word/2023/wordml/word16du" xmlns:w16sdtdh="http://schemas.microsoft.com/office/word/2020/wordml/sdtdatahash" xmlns:w16sdtfl="http://schemas.microsoft.com/office/word/2024/wordml/sdtformatlock" xmlns:w16se="http://schemas.microsoft.com/office/word/2015/wordml/symex" xmlns:wpg="http://schemas.microsoft.com/office/word/2010/wordprocessingGroup" xmlns:wpi="http://schemas.microsoft.com/office/word/2010/wordprocessingInk" xmlns:wne="http://schemas.microsoft.com/office/word/2006/wordml" xmlns:wps="http://schemas.microsoft.com/office/word/2010/wordprocessingShape" mc:Ignorable="w14 w15 w16se w16cid w16 w16cex w16sdtdh w16sdtfl w16du wp14">
   <w:p>
     <w:pPr>
@@ -25677,7 +25758,7 @@
 </w:hdr>
 </file>
 
-<file path=word/header3.xml><?xml version="1.0" encoding="utf-8"?>
+<file path=word/header5.xml><?xml version="1.0" encoding="utf-8"?>
 <w:hdr xmlns:wpc="http://schemas.microsoft.com/office/word/2010/wordprocessingCanvas" xmlns:cx="http://schemas.microsoft.com/office/drawing/2014/chartex" xmlns:cx1="http://schemas.microsoft.com/office/drawing/2015/9/8/chartex" xmlns:cx2="http://schemas.microsoft.com/office/drawing/2015/10/21/chartex" xmlns:cx3="http://schemas.microsoft.com/office/drawing/2016/5/9/chartex" xmlns:cx4="http://schemas.microsoft.com/office/drawing/2016/5/10/chartex" xmlns:cx5="http://schemas.microsoft.com/office/drawing/2016/5/11/chartex" xmlns:cx6="http://schemas.microsoft.com/office/drawing/2016/5/12/chartex" xmlns:cx7="http://schemas.microsoft.com/office/drawing/2016/5/13/chartex" xmlns:cx8="http://schemas.microsoft.com/office/drawing/2016/5/14/chartex" xmlns:mc="http://schemas.openxmlformats.org/markup-compatibility/2006" xmlns:aink="http://schemas.microsoft.com/office/drawing/2016/ink" xmlns:am3d="http://schemas.microsoft.com/office/drawing/2017/model3d" xmlns:o="urn:schemas-microsoft-com:office:office" xmlns:oel="http://schemas.microsoft.com/office/2019/extlst" xmlns:r="http://schemas.openxmlformats.org/officeDocument/2006/relationships" xmlns:m="http://schemas.openxmlformats.org/officeDocument/2006/math" xmlns:v="urn:schemas-microsoft-com:vml" xmlns:wp14="http://schemas.microsoft.com/office/word/2010/wordprocessingDrawing" xmlns:wp="http://schemas.openxmlformats.org/drawingml/2006/wordprocessingDrawing" xmlns:w10="urn:schemas-microsoft-com:office:word" xmlns:w="http://schemas.openxmlformats.org/wordprocessingml/2006/main" xmlns:w14="http://schemas.microsoft.com/office/word/2010/wordml" xmlns:w15="http://schemas.microsoft.com/office/word/2012/wordml" xmlns:w16cex="http://schemas.microsoft.com/office/word/2018/wordml/cex" xmlns:w16cid="http://schemas.microsoft.com/office/word/2016/wordml/cid" xmlns:w16="http://schemas.microsoft.com/office/word/2018/wordml" xmlns:w16du="http://schemas.microsoft.com/office/word/2023/wordml/word16du" xmlns:w16sdtdh="http://schemas.microsoft.com/office/word/2020/wordml/sdtdatahash" xmlns:w16sdtfl="http://schemas.microsoft.com/office/word/2024/wordml/sdtformatlock" xmlns:w16se="http://schemas.microsoft.com/office/word/2015/wordml/symex" xmlns:wpg="http://schemas.microsoft.com/office/word/2010/wordprocessingGroup" xmlns:wpi="http://schemas.microsoft.com/office/word/2010/wordprocessingInk" xmlns:wne="http://schemas.microsoft.com/office/word/2006/wordml" xmlns:wps="http://schemas.microsoft.com/office/word/2010/wordprocessingShape" mc:Ignorable="w14 w15 w16se w16cid w16 w16cex w16sdtdh w16sdtfl w16du wp14">
   <w:p>
     <w:pPr>
@@ -25702,7 +25783,7 @@
 </w:hdr>
 </file>
 
-<file path=word/header4.xml><?xml version="1.0" encoding="utf-8"?>
+<file path=word/header6.xml><?xml version="1.0" encoding="utf-8"?>
 <w:hdr xmlns:wpc="http://schemas.microsoft.com/office/word/2010/wordprocessingCanvas" xmlns:cx="http://schemas.microsoft.com/office/drawing/2014/chartex" xmlns:cx1="http://schemas.microsoft.com/office/drawing/2015/9/8/chartex" xmlns:cx2="http://schemas.microsoft.com/office/drawing/2015/10/21/chartex" xmlns:cx3="http://schemas.microsoft.com/office/drawing/2016/5/9/chartex" xmlns:cx4="http://schemas.microsoft.com/office/drawing/2016/5/10/chartex" xmlns:cx5="http://schemas.microsoft.com/office/drawing/2016/5/11/chartex" xmlns:cx6="http://schemas.microsoft.com/office/drawing/2016/5/12/chartex" xmlns:cx7="http://schemas.microsoft.com/office/drawing/2016/5/13/chartex" xmlns:cx8="http://schemas.microsoft.com/office/drawing/2016/5/14/chartex" xmlns:mc="http://schemas.openxmlformats.org/markup-compatibility/2006" xmlns:aink="http://schemas.microsoft.com/office/drawing/2016/ink" xmlns:am3d="http://schemas.microsoft.com/office/drawing/2017/model3d" xmlns:o="urn:schemas-microsoft-com:office:office" xmlns:oel="http://schemas.microsoft.com/office/2019/extlst" xmlns:r="http://schemas.openxmlformats.org/officeDocument/2006/relationships" xmlns:m="http://schemas.openxmlformats.org/officeDocument/2006/math" xmlns:v="urn:schemas-microsoft-com:vml" xmlns:wp14="http://schemas.microsoft.com/office/word/2010/wordprocessingDrawing" xmlns:wp="http://schemas.openxmlformats.org/drawingml/2006/wordprocessingDrawing" xmlns:w10="urn:schemas-microsoft-com:office:word" xmlns:w="http://schemas.openxmlformats.org/wordprocessingml/2006/main" xmlns:w14="http://schemas.microsoft.com/office/word/2010/wordml" xmlns:w15="http://schemas.microsoft.com/office/word/2012/wordml" xmlns:w16cex="http://schemas.microsoft.com/office/word/2018/wordml/cex" xmlns:w16cid="http://schemas.microsoft.com/office/word/2016/wordml/cid" xmlns:w16="http://schemas.microsoft.com/office/word/2018/wordml" xmlns:w16du="http://schemas.microsoft.com/office/word/2023/wordml/word16du" xmlns:w16sdtdh="http://schemas.microsoft.com/office/word/2020/wordml/sdtdatahash" xmlns:w16sdtfl="http://schemas.microsoft.com/office/word/2024/wordml/sdtformatlock" xmlns:w16se="http://schemas.microsoft.com/office/word/2015/wordml/symex" xmlns:wpg="http://schemas.microsoft.com/office/word/2010/wordprocessingGroup" xmlns:wpi="http://schemas.microsoft.com/office/word/2010/wordprocessingInk" xmlns:wne="http://schemas.microsoft.com/office/word/2006/wordml" xmlns:wps="http://schemas.microsoft.com/office/word/2010/wordprocessingShape" mc:Ignorable="w14 w15 w16se w16cid w16 w16cex w16sdtdh w16sdtfl w16du wp14">
   <w:p>
     <w:pPr>
@@ -50386,7 +50467,7 @@
     <w:basedOn w:val="DefaultParagraphFont"/>
     <w:link w:val="Heading1"/>
     <w:uiPriority w:val="9"/>
-    <w:rsid w:val="0014633D"/>
+    <w:rsid w:val="00322B18"/>
     <w:rPr>
       <w:rFonts w:ascii="Segoe UI" w:eastAsia="Source Sans Pro" w:hAnsi="Segoe UI" w:cs="Source Sans Pro"/>
       <w:b/>
@@ -50402,7 +50483,7 @@
     <w:basedOn w:val="DefaultParagraphFont"/>
     <w:link w:val="Heading2"/>
     <w:uiPriority w:val="9"/>
-    <w:rsid w:val="0014633D"/>
+    <w:rsid w:val="00322B18"/>
     <w:rPr>
       <w:rFonts w:ascii="Segoe UI" w:eastAsia="Source Sans Pro" w:hAnsi="Segoe UI" w:cs="Source Sans Pro"/>
       <w:b/>
@@ -50419,7 +50500,7 @@
     <w:basedOn w:val="DefaultParagraphFont"/>
     <w:link w:val="Heading4"/>
     <w:uiPriority w:val="9"/>
-    <w:rsid w:val="0014633D"/>
+    <w:rsid w:val="00322B18"/>
     <w:rPr>
       <w:rFonts w:ascii="Segoe UI" w:eastAsia="Source Sans Pro" w:hAnsi="Segoe UI" w:cs="Source Sans Pro"/>
       <w:b/>
@@ -50434,7 +50515,7 @@
     <w:basedOn w:val="DefaultParagraphFont"/>
     <w:link w:val="Heading5"/>
     <w:uiPriority w:val="9"/>
-    <w:rsid w:val="0014633D"/>
+    <w:rsid w:val="00322B18"/>
     <w:rPr>
       <w:rFonts w:ascii="Segoe UI" w:eastAsia="Source Sans Pro" w:hAnsi="Segoe UI" w:cs="Source Sans Pro"/>
       <w:b/>
@@ -50450,7 +50531,7 @@
     <w:uiPriority w:val="99"/>
     <w:semiHidden/>
     <w:unhideWhenUsed/>
-    <w:rsid w:val="008E285F"/>
+    <w:rsid w:val="00097525"/>
   </w:style>
 </w:styles>
 </file>
